--- a/WebContent/docx/骨与软组织肿瘤RNA1166融合基因检测报告-山肿.docx
+++ b/WebContent/docx/骨与软组织肿瘤RNA1166融合基因检测报告-山肿.docx
@@ -1871,13 +1871,15 @@
             <w:r>
               <w:rPr>
                 <w:rFonts w:hint="default" w:ascii="Times New Roman" w:hAnsi="Times New Roman" w:eastAsia="微软雅黑" w:cs="Times New Roman"/>
+                <w:spacing w:val="8"/>
                 <w:sz w:val="23"/>
                 <w:szCs w:val="23"/>
-                <w:highlight w:val="none"/>
                 <w:lang w:val="en-US" w:eastAsia="zh-CN"/>
               </w:rPr>
-              <w:t>SURFSeq 5000</w:t>
-            </w:r>
+              <w:t>DNBSEQ-T7</w:t>
+            </w:r>
+            <w:bookmarkStart w:id="35" w:name="_GoBack"/>
+            <w:bookmarkEnd w:id="35"/>
           </w:p>
         </w:tc>
       </w:tr>
@@ -3154,8 +3156,8 @@
           <w:lang w:eastAsia="zh-CN"/>
         </w:rPr>
       </w:pPr>
-      <w:bookmarkStart w:id="0" w:name="_Toc3948"/>
-      <w:bookmarkStart w:id="1" w:name="_Toc32567"/>
+      <w:bookmarkStart w:id="0" w:name="_Toc32567"/>
+      <w:bookmarkStart w:id="1" w:name="_Toc3948"/>
       <w:r>
         <w:rPr>
           <w:rFonts w:hint="eastAsia" w:ascii="Times New Roman" w:hAnsi="Times New Roman" w:eastAsia="微软雅黑" w:cs="Times New Roman"/>
@@ -4357,9 +4359,9 @@
         <w:t>{%if PDInfo != undefined %}</w:t>
       </w:r>
       <w:bookmarkStart w:id="2" w:name="_Toc6191"/>
-      <w:bookmarkStart w:id="3" w:name="_Toc106719764"/>
-      <w:bookmarkStart w:id="4" w:name="_Toc20034"/>
-      <w:bookmarkStart w:id="5" w:name="_Toc10223"/>
+      <w:bookmarkStart w:id="3" w:name="_Toc20034"/>
+      <w:bookmarkStart w:id="4" w:name="_Toc10223"/>
+      <w:bookmarkStart w:id="5" w:name="_Toc106719764"/>
       <w:r>
         <w:rPr>
           <w:rFonts w:hint="eastAsia" w:ascii="Times New Roman" w:hAnsi="Times New Roman" w:eastAsia="微软雅黑" w:cs="Times New Roman"/>
@@ -4437,6 +4439,12 @@
             <w:insideH w:val="dotted" w:color="033F86" w:sz="4" w:space="0"/>
             <w:insideV w:val="dotted" w:color="033F86" w:sz="4" w:space="0"/>
           </w:tblBorders>
+          <w:tblCellMar>
+            <w:top w:w="0" w:type="dxa"/>
+            <w:left w:w="108" w:type="dxa"/>
+            <w:bottom w:w="0" w:type="dxa"/>
+            <w:right w:w="108" w:type="dxa"/>
+          </w:tblCellMar>
         </w:tblPrEx>
         <w:trPr>
           <w:jc w:val="center"/>
@@ -6719,16 +6727,16 @@
         </w:rPr>
         <w:t>{% endif %}{% endif %}</w:t>
       </w:r>
-      <w:bookmarkStart w:id="6" w:name="_Toc107825555"/>
-      <w:bookmarkStart w:id="7" w:name="_Toc24611"/>
-      <w:bookmarkStart w:id="8" w:name="_Toc25727"/>
-      <w:bookmarkStart w:id="9" w:name="_Toc23903"/>
-      <w:bookmarkStart w:id="10" w:name="_Toc24960"/>
-      <w:bookmarkStart w:id="11" w:name="_Toc4331_WPSOffice_Level1"/>
-      <w:bookmarkStart w:id="12" w:name="_Toc180"/>
-      <w:bookmarkStart w:id="13" w:name="_Toc29372"/>
-      <w:bookmarkStart w:id="14" w:name="_Toc32443_WPSOffice_Level1"/>
-      <w:bookmarkStart w:id="15" w:name="_Toc23846_WPSOffice_Level1"/>
+      <w:bookmarkStart w:id="6" w:name="_Toc23903"/>
+      <w:bookmarkStart w:id="7" w:name="_Toc32443_WPSOffice_Level1"/>
+      <w:bookmarkStart w:id="8" w:name="_Toc24611"/>
+      <w:bookmarkStart w:id="9" w:name="_Toc25727"/>
+      <w:bookmarkStart w:id="10" w:name="_Toc4331_WPSOffice_Level1"/>
+      <w:bookmarkStart w:id="11" w:name="_Toc180"/>
+      <w:bookmarkStart w:id="12" w:name="_Toc29372"/>
+      <w:bookmarkStart w:id="13" w:name="_Toc107825555"/>
+      <w:bookmarkStart w:id="14" w:name="_Toc23846_WPSOffice_Level1"/>
+      <w:bookmarkStart w:id="15" w:name="_Toc24960"/>
       <w:r>
         <w:rPr>
           <w:rFonts w:hint="eastAsia" w:ascii="Times New Roman" w:hAnsi="Times New Roman" w:eastAsia="微软雅黑" w:cs="Times New Roman"/>
@@ -7342,8 +7350,8 @@
           </w14:shadow>
         </w:rPr>
       </w:pPr>
-      <w:bookmarkStart w:id="17" w:name="_Toc16863"/>
-      <w:bookmarkStart w:id="18" w:name="_Toc4248"/>
+      <w:bookmarkStart w:id="17" w:name="_Toc4248"/>
+      <w:bookmarkStart w:id="18" w:name="_Toc16863"/>
       <w:r>
         <w:rPr>
           <w:rFonts w:hint="default" w:ascii="Times New Roman" w:hAnsi="Times New Roman" w:eastAsia="微软雅黑" w:cs="Times New Roman"/>
@@ -7375,13 +7383,13 @@
           <w:lang w:eastAsia="zh-CN"/>
         </w:rPr>
       </w:pPr>
-      <w:bookmarkStart w:id="19" w:name="_Toc1262"/>
-      <w:bookmarkStart w:id="20" w:name="_Toc22324"/>
-      <w:bookmarkStart w:id="21" w:name="_Toc15840_WPSOffice_Level1"/>
-      <w:bookmarkStart w:id="22" w:name="_Toc14102"/>
-      <w:bookmarkStart w:id="23" w:name="_Toc14255_WPSOffice_Level1"/>
-      <w:bookmarkStart w:id="24" w:name="_Toc3674"/>
-      <w:bookmarkStart w:id="25" w:name="_Toc24085_WPSOffice_Level1"/>
+      <w:bookmarkStart w:id="19" w:name="_Toc14102"/>
+      <w:bookmarkStart w:id="20" w:name="_Toc24085_WPSOffice_Level1"/>
+      <w:bookmarkStart w:id="21" w:name="_Toc22324"/>
+      <w:bookmarkStart w:id="22" w:name="_Toc14255_WPSOffice_Level1"/>
+      <w:bookmarkStart w:id="23" w:name="_Toc15840_WPSOffice_Level1"/>
+      <w:bookmarkStart w:id="24" w:name="_Toc1262"/>
+      <w:bookmarkStart w:id="25" w:name="_Toc3674"/>
       <w:r>
         <w:rPr>
           <w:rFonts w:hint="default" w:ascii="Times New Roman" w:hAnsi="Times New Roman" w:eastAsia="微软雅黑" w:cs="Times New Roman"/>
@@ -8849,15 +8857,15 @@
           <w:lang w:eastAsia="zh-CN"/>
         </w:rPr>
       </w:pPr>
-      <w:bookmarkStart w:id="26" w:name="_Toc23373"/>
-      <w:bookmarkStart w:id="27" w:name="_Toc32098"/>
-      <w:bookmarkStart w:id="28" w:name="_Toc107825570"/>
-      <w:bookmarkStart w:id="29" w:name="_Toc20170_WPSOffice_Level1"/>
-      <w:bookmarkStart w:id="30" w:name="_Toc26985_WPSOffice_Level1"/>
-      <w:bookmarkStart w:id="31" w:name="_Toc8911"/>
-      <w:bookmarkStart w:id="32" w:name="_Toc27034"/>
+      <w:bookmarkStart w:id="26" w:name="_Toc32098"/>
+      <w:bookmarkStart w:id="27" w:name="_Toc23373"/>
+      <w:bookmarkStart w:id="28" w:name="_Toc8911"/>
+      <w:bookmarkStart w:id="29" w:name="_Toc27034"/>
+      <w:bookmarkStart w:id="30" w:name="_Toc20170_WPSOffice_Level1"/>
+      <w:bookmarkStart w:id="31" w:name="_Toc26985_WPSOffice_Level1"/>
+      <w:bookmarkStart w:id="32" w:name="_Toc5476"/>
       <w:bookmarkStart w:id="33" w:name="_Toc28454_WPSOffice_Level1"/>
-      <w:bookmarkStart w:id="34" w:name="_Toc5476"/>
+      <w:bookmarkStart w:id="34" w:name="_Toc107825570"/>
       <w:r>
         <w:rPr>
           <w:rFonts w:hint="eastAsia" w:ascii="Times New Roman" w:hAnsi="Times New Roman" w:eastAsia="微软雅黑" w:cs="Times New Roman"/>
@@ -49970,8 +49978,6 @@
       </w:rPr>
       <w:t>sample.birthplace</w:t>
     </w:r>
-    <w:bookmarkStart w:id="35" w:name="_GoBack"/>
-    <w:bookmarkEnd w:id="35"/>
     <w:r>
       <w:rPr>
         <w:rFonts w:hint="default" w:ascii="微软雅黑" w:hAnsi="微软雅黑" w:eastAsia="微软雅黑" w:cs="微软雅黑"/>

--- a/WebContent/docx/骨与软组织肿瘤RNA1166融合基因检测报告-山肿.docx
+++ b/WebContent/docx/骨与软组织肿瘤RNA1166融合基因检测报告-山肿.docx
@@ -1141,14 +1141,13 @@
             <w:r>
               <w:rPr>
                 <w:rFonts w:hint="default" w:ascii="Times New Roman" w:hAnsi="Times New Roman" w:eastAsia="微软雅黑" w:cs="Times New Roman"/>
-                <w:bCs/>
-                <w:color w:val="000000"/>
-                <w:sz w:val="21"/>
-                <w:szCs w:val="21"/>
-                <w:lang w:eastAsia="zh-CN"/>
-              </w:rPr>
-              <w:t>{{ specimentype }}</w:t>
-            </w:r>
+                <w:sz w:val="23"/>
+                <w:szCs w:val="23"/>
+              </w:rPr>
+              <w:t>石蜡组织</w:t>
+            </w:r>
+            <w:bookmarkStart w:id="35" w:name="_GoBack"/>
+            <w:bookmarkEnd w:id="35"/>
           </w:p>
         </w:tc>
         <w:tc>
@@ -1878,8 +1877,6 @@
               </w:rPr>
               <w:t>DNBSEQ-T7</w:t>
             </w:r>
-            <w:bookmarkStart w:id="35" w:name="_GoBack"/>
-            <w:bookmarkEnd w:id="35"/>
           </w:p>
         </w:tc>
       </w:tr>
@@ -4358,10 +4355,10 @@
         </w:rPr>
         <w:t>{%if PDInfo != undefined %}</w:t>
       </w:r>
-      <w:bookmarkStart w:id="2" w:name="_Toc6191"/>
-      <w:bookmarkStart w:id="3" w:name="_Toc20034"/>
+      <w:bookmarkStart w:id="2" w:name="_Toc20034"/>
+      <w:bookmarkStart w:id="3" w:name="_Toc106719764"/>
       <w:bookmarkStart w:id="4" w:name="_Toc10223"/>
-      <w:bookmarkStart w:id="5" w:name="_Toc106719764"/>
+      <w:bookmarkStart w:id="5" w:name="_Toc6191"/>
       <w:r>
         <w:rPr>
           <w:rFonts w:hint="eastAsia" w:ascii="Times New Roman" w:hAnsi="Times New Roman" w:eastAsia="微软雅黑" w:cs="Times New Roman"/>
@@ -4714,12 +4711,6 @@
             <w:insideH w:val="dotted" w:color="033F86" w:sz="4" w:space="0"/>
             <w:insideV w:val="dotted" w:color="033F86" w:sz="4" w:space="0"/>
           </w:tblBorders>
-          <w:tblCellMar>
-            <w:top w:w="0" w:type="dxa"/>
-            <w:left w:w="108" w:type="dxa"/>
-            <w:bottom w:w="0" w:type="dxa"/>
-            <w:right w:w="108" w:type="dxa"/>
-          </w:tblCellMar>
         </w:tblPrEx>
         <w:trPr>
           <w:trHeight w:val="388" w:hRule="exact"/>
@@ -6727,16 +6718,16 @@
         </w:rPr>
         <w:t>{% endif %}{% endif %}</w:t>
       </w:r>
-      <w:bookmarkStart w:id="6" w:name="_Toc23903"/>
-      <w:bookmarkStart w:id="7" w:name="_Toc32443_WPSOffice_Level1"/>
+      <w:bookmarkStart w:id="6" w:name="_Toc4331_WPSOffice_Level1"/>
+      <w:bookmarkStart w:id="7" w:name="_Toc180"/>
       <w:bookmarkStart w:id="8" w:name="_Toc24611"/>
-      <w:bookmarkStart w:id="9" w:name="_Toc25727"/>
-      <w:bookmarkStart w:id="10" w:name="_Toc4331_WPSOffice_Level1"/>
-      <w:bookmarkStart w:id="11" w:name="_Toc180"/>
-      <w:bookmarkStart w:id="12" w:name="_Toc29372"/>
-      <w:bookmarkStart w:id="13" w:name="_Toc107825555"/>
-      <w:bookmarkStart w:id="14" w:name="_Toc23846_WPSOffice_Level1"/>
-      <w:bookmarkStart w:id="15" w:name="_Toc24960"/>
+      <w:bookmarkStart w:id="9" w:name="_Toc23846_WPSOffice_Level1"/>
+      <w:bookmarkStart w:id="10" w:name="_Toc23903"/>
+      <w:bookmarkStart w:id="11" w:name="_Toc25727"/>
+      <w:bookmarkStart w:id="12" w:name="_Toc107825555"/>
+      <w:bookmarkStart w:id="13" w:name="_Toc32443_WPSOffice_Level1"/>
+      <w:bookmarkStart w:id="14" w:name="_Toc24960"/>
+      <w:bookmarkStart w:id="15" w:name="_Toc29372"/>
       <w:r>
         <w:rPr>
           <w:rFonts w:hint="eastAsia" w:ascii="Times New Roman" w:hAnsi="Times New Roman" w:eastAsia="微软雅黑" w:cs="Times New Roman"/>
@@ -7350,8 +7341,8 @@
           </w14:shadow>
         </w:rPr>
       </w:pPr>
-      <w:bookmarkStart w:id="17" w:name="_Toc4248"/>
-      <w:bookmarkStart w:id="18" w:name="_Toc16863"/>
+      <w:bookmarkStart w:id="17" w:name="_Toc16863"/>
+      <w:bookmarkStart w:id="18" w:name="_Toc4248"/>
       <w:r>
         <w:rPr>
           <w:rFonts w:hint="default" w:ascii="Times New Roman" w:hAnsi="Times New Roman" w:eastAsia="微软雅黑" w:cs="Times New Roman"/>
@@ -7383,13 +7374,13 @@
           <w:lang w:eastAsia="zh-CN"/>
         </w:rPr>
       </w:pPr>
-      <w:bookmarkStart w:id="19" w:name="_Toc14102"/>
-      <w:bookmarkStart w:id="20" w:name="_Toc24085_WPSOffice_Level1"/>
-      <w:bookmarkStart w:id="21" w:name="_Toc22324"/>
-      <w:bookmarkStart w:id="22" w:name="_Toc14255_WPSOffice_Level1"/>
-      <w:bookmarkStart w:id="23" w:name="_Toc15840_WPSOffice_Level1"/>
+      <w:bookmarkStart w:id="19" w:name="_Toc14255_WPSOffice_Level1"/>
+      <w:bookmarkStart w:id="20" w:name="_Toc14102"/>
+      <w:bookmarkStart w:id="21" w:name="_Toc24085_WPSOffice_Level1"/>
+      <w:bookmarkStart w:id="22" w:name="_Toc3674"/>
+      <w:bookmarkStart w:id="23" w:name="_Toc22324"/>
       <w:bookmarkStart w:id="24" w:name="_Toc1262"/>
-      <w:bookmarkStart w:id="25" w:name="_Toc3674"/>
+      <w:bookmarkStart w:id="25" w:name="_Toc15840_WPSOffice_Level1"/>
       <w:r>
         <w:rPr>
           <w:rFonts w:hint="default" w:ascii="Times New Roman" w:hAnsi="Times New Roman" w:eastAsia="微软雅黑" w:cs="Times New Roman"/>
@@ -7444,12 +7435,6 @@
             <w:insideH w:val="single" w:color="A4A4A4" w:sz="4" w:space="0"/>
             <w:insideV w:val="single" w:color="A4A4A4" w:sz="4" w:space="0"/>
           </w:tblBorders>
-          <w:tblCellMar>
-            <w:top w:w="0" w:type="dxa"/>
-            <w:left w:w="0" w:type="dxa"/>
-            <w:bottom w:w="0" w:type="dxa"/>
-            <w:right w:w="0" w:type="dxa"/>
-          </w:tblCellMar>
         </w:tblPrEx>
         <w:trPr>
           <w:trHeight w:val="513" w:hRule="atLeast"/>
@@ -8860,11 +8845,11 @@
       <w:bookmarkStart w:id="26" w:name="_Toc32098"/>
       <w:bookmarkStart w:id="27" w:name="_Toc23373"/>
       <w:bookmarkStart w:id="28" w:name="_Toc8911"/>
-      <w:bookmarkStart w:id="29" w:name="_Toc27034"/>
-      <w:bookmarkStart w:id="30" w:name="_Toc20170_WPSOffice_Level1"/>
-      <w:bookmarkStart w:id="31" w:name="_Toc26985_WPSOffice_Level1"/>
-      <w:bookmarkStart w:id="32" w:name="_Toc5476"/>
-      <w:bookmarkStart w:id="33" w:name="_Toc28454_WPSOffice_Level1"/>
+      <w:bookmarkStart w:id="29" w:name="_Toc26985_WPSOffice_Level1"/>
+      <w:bookmarkStart w:id="30" w:name="_Toc5476"/>
+      <w:bookmarkStart w:id="31" w:name="_Toc28454_WPSOffice_Level1"/>
+      <w:bookmarkStart w:id="32" w:name="_Toc27034"/>
+      <w:bookmarkStart w:id="33" w:name="_Toc20170_WPSOffice_Level1"/>
       <w:bookmarkStart w:id="34" w:name="_Toc107825570"/>
       <w:r>
         <w:rPr>
@@ -15007,14 +14992,6 @@
       </w:tr>
       <w:tr>
         <w:tblPrEx>
-          <w:tblBorders>
-            <w:top w:val="single" w:color="D8D8D8" w:sz="8" w:space="0"/>
-            <w:left w:val="none" w:color="auto" w:sz="0" w:space="0"/>
-            <w:bottom w:val="single" w:color="A4A4A4" w:sz="4" w:space="0"/>
-            <w:right w:val="none" w:color="auto" w:sz="0" w:space="0"/>
-            <w:insideH w:val="single" w:color="A4A4A4" w:sz="4" w:space="0"/>
-            <w:insideV w:val="single" w:color="A4A4A4" w:sz="4" w:space="0"/>
-          </w:tblBorders>
           <w:tblCellMar>
             <w:top w:w="0" w:type="dxa"/>
             <w:left w:w="108" w:type="dxa"/>
@@ -47676,12 +47653,6 @@
             <w:insideH w:val="single" w:color="A4A4A4" w:sz="4" w:space="0"/>
             <w:insideV w:val="single" w:color="A4A4A4" w:sz="4" w:space="0"/>
           </w:tblBorders>
-          <w:tblCellMar>
-            <w:top w:w="0" w:type="dxa"/>
-            <w:left w:w="108" w:type="dxa"/>
-            <w:bottom w:w="0" w:type="dxa"/>
-            <w:right w:w="108" w:type="dxa"/>
-          </w:tblCellMar>
         </w:tblPrEx>
         <w:trPr>
           <w:trHeight w:val="266" w:hRule="atLeast"/>

--- a/WebContent/docx/骨与软组织肿瘤RNA1166融合基因检测报告-山肿.docx
+++ b/WebContent/docx/骨与软组织肿瘤RNA1166融合基因检测报告-山肿.docx
@@ -510,8 +510,8 @@
                 <w:rFonts w:hint="eastAsia" w:ascii="Times New Roman" w:hAnsi="Times New Roman" w:eastAsia="微软雅黑" w:cs="Times New Roman"/>
                 <w:bCs/>
                 <w:color w:val="000000"/>
-                <w:sz w:val="21"/>
-                <w:szCs w:val="21"/>
+                <w:sz w:val="23"/>
+                <w:szCs w:val="23"/>
                 <w:lang w:eastAsia="zh-CN"/>
               </w:rPr>
               <w:t>{{ hospital }}</w:t>
@@ -1146,8 +1146,6 @@
               </w:rPr>
               <w:t>石蜡组织</w:t>
             </w:r>
-            <w:bookmarkStart w:id="35" w:name="_GoBack"/>
-            <w:bookmarkEnd w:id="35"/>
           </w:p>
         </w:tc>
         <w:tc>
@@ -4355,10 +4353,10 @@
         </w:rPr>
         <w:t>{%if PDInfo != undefined %}</w:t>
       </w:r>
-      <w:bookmarkStart w:id="2" w:name="_Toc20034"/>
+      <w:bookmarkStart w:id="2" w:name="_Toc6191"/>
       <w:bookmarkStart w:id="3" w:name="_Toc106719764"/>
       <w:bookmarkStart w:id="4" w:name="_Toc10223"/>
-      <w:bookmarkStart w:id="5" w:name="_Toc6191"/>
+      <w:bookmarkStart w:id="5" w:name="_Toc20034"/>
       <w:r>
         <w:rPr>
           <w:rFonts w:hint="eastAsia" w:ascii="Times New Roman" w:hAnsi="Times New Roman" w:eastAsia="微软雅黑" w:cs="Times New Roman"/>
@@ -4711,6 +4709,12 @@
             <w:insideH w:val="dotted" w:color="033F86" w:sz="4" w:space="0"/>
             <w:insideV w:val="dotted" w:color="033F86" w:sz="4" w:space="0"/>
           </w:tblBorders>
+          <w:tblCellMar>
+            <w:top w:w="0" w:type="dxa"/>
+            <w:left w:w="108" w:type="dxa"/>
+            <w:bottom w:w="0" w:type="dxa"/>
+            <w:right w:w="108" w:type="dxa"/>
+          </w:tblCellMar>
         </w:tblPrEx>
         <w:trPr>
           <w:trHeight w:val="388" w:hRule="exact"/>
@@ -6718,16 +6722,16 @@
         </w:rPr>
         <w:t>{% endif %}{% endif %}</w:t>
       </w:r>
-      <w:bookmarkStart w:id="6" w:name="_Toc4331_WPSOffice_Level1"/>
-      <w:bookmarkStart w:id="7" w:name="_Toc180"/>
-      <w:bookmarkStart w:id="8" w:name="_Toc24611"/>
-      <w:bookmarkStart w:id="9" w:name="_Toc23846_WPSOffice_Level1"/>
-      <w:bookmarkStart w:id="10" w:name="_Toc23903"/>
-      <w:bookmarkStart w:id="11" w:name="_Toc25727"/>
-      <w:bookmarkStart w:id="12" w:name="_Toc107825555"/>
-      <w:bookmarkStart w:id="13" w:name="_Toc32443_WPSOffice_Level1"/>
-      <w:bookmarkStart w:id="14" w:name="_Toc24960"/>
-      <w:bookmarkStart w:id="15" w:name="_Toc29372"/>
+      <w:bookmarkStart w:id="6" w:name="_Toc23903"/>
+      <w:bookmarkStart w:id="7" w:name="_Toc23846_WPSOffice_Level1"/>
+      <w:bookmarkStart w:id="8" w:name="_Toc180"/>
+      <w:bookmarkStart w:id="9" w:name="_Toc25727"/>
+      <w:bookmarkStart w:id="10" w:name="_Toc4331_WPSOffice_Level1"/>
+      <w:bookmarkStart w:id="11" w:name="_Toc24960"/>
+      <w:bookmarkStart w:id="12" w:name="_Toc29372"/>
+      <w:bookmarkStart w:id="13" w:name="_Toc24611"/>
+      <w:bookmarkStart w:id="14" w:name="_Toc107825555"/>
+      <w:bookmarkStart w:id="15" w:name="_Toc32443_WPSOffice_Level1"/>
       <w:r>
         <w:rPr>
           <w:rFonts w:hint="eastAsia" w:ascii="Times New Roman" w:hAnsi="Times New Roman" w:eastAsia="微软雅黑" w:cs="Times New Roman"/>
@@ -7374,13 +7378,13 @@
           <w:lang w:eastAsia="zh-CN"/>
         </w:rPr>
       </w:pPr>
-      <w:bookmarkStart w:id="19" w:name="_Toc14255_WPSOffice_Level1"/>
+      <w:bookmarkStart w:id="19" w:name="_Toc15840_WPSOffice_Level1"/>
       <w:bookmarkStart w:id="20" w:name="_Toc14102"/>
       <w:bookmarkStart w:id="21" w:name="_Toc24085_WPSOffice_Level1"/>
       <w:bookmarkStart w:id="22" w:name="_Toc3674"/>
       <w:bookmarkStart w:id="23" w:name="_Toc22324"/>
       <w:bookmarkStart w:id="24" w:name="_Toc1262"/>
-      <w:bookmarkStart w:id="25" w:name="_Toc15840_WPSOffice_Level1"/>
+      <w:bookmarkStart w:id="25" w:name="_Toc14255_WPSOffice_Level1"/>
       <w:r>
         <w:rPr>
           <w:rFonts w:hint="default" w:ascii="Times New Roman" w:hAnsi="Times New Roman" w:eastAsia="微软雅黑" w:cs="Times New Roman"/>
@@ -7435,6 +7439,12 @@
             <w:insideH w:val="single" w:color="A4A4A4" w:sz="4" w:space="0"/>
             <w:insideV w:val="single" w:color="A4A4A4" w:sz="4" w:space="0"/>
           </w:tblBorders>
+          <w:tblCellMar>
+            <w:top w:w="0" w:type="dxa"/>
+            <w:left w:w="0" w:type="dxa"/>
+            <w:bottom w:w="0" w:type="dxa"/>
+            <w:right w:w="0" w:type="dxa"/>
+          </w:tblCellMar>
         </w:tblPrEx>
         <w:trPr>
           <w:trHeight w:val="513" w:hRule="atLeast"/>
@@ -8842,15 +8852,15 @@
           <w:lang w:eastAsia="zh-CN"/>
         </w:rPr>
       </w:pPr>
-      <w:bookmarkStart w:id="26" w:name="_Toc32098"/>
-      <w:bookmarkStart w:id="27" w:name="_Toc23373"/>
-      <w:bookmarkStart w:id="28" w:name="_Toc8911"/>
+      <w:bookmarkStart w:id="26" w:name="_Toc23373"/>
+      <w:bookmarkStart w:id="27" w:name="_Toc32098"/>
+      <w:bookmarkStart w:id="28" w:name="_Toc107825570"/>
       <w:bookmarkStart w:id="29" w:name="_Toc26985_WPSOffice_Level1"/>
-      <w:bookmarkStart w:id="30" w:name="_Toc5476"/>
-      <w:bookmarkStart w:id="31" w:name="_Toc28454_WPSOffice_Level1"/>
+      <w:bookmarkStart w:id="30" w:name="_Toc20170_WPSOffice_Level1"/>
+      <w:bookmarkStart w:id="31" w:name="_Toc8911"/>
       <w:bookmarkStart w:id="32" w:name="_Toc27034"/>
-      <w:bookmarkStart w:id="33" w:name="_Toc20170_WPSOffice_Level1"/>
-      <w:bookmarkStart w:id="34" w:name="_Toc107825570"/>
+      <w:bookmarkStart w:id="33" w:name="_Toc5476"/>
+      <w:bookmarkStart w:id="34" w:name="_Toc28454_WPSOffice_Level1"/>
       <w:r>
         <w:rPr>
           <w:rFonts w:hint="eastAsia" w:ascii="Times New Roman" w:hAnsi="Times New Roman" w:eastAsia="微软雅黑" w:cs="Times New Roman"/>
@@ -14992,6 +15002,14 @@
       </w:tr>
       <w:tr>
         <w:tblPrEx>
+          <w:tblBorders>
+            <w:top w:val="single" w:color="D8D8D8" w:sz="8" w:space="0"/>
+            <w:left w:val="none" w:color="auto" w:sz="0" w:space="0"/>
+            <w:bottom w:val="single" w:color="A4A4A4" w:sz="4" w:space="0"/>
+            <w:right w:val="none" w:color="auto" w:sz="0" w:space="0"/>
+            <w:insideH w:val="single" w:color="A4A4A4" w:sz="4" w:space="0"/>
+            <w:insideV w:val="single" w:color="A4A4A4" w:sz="4" w:space="0"/>
+          </w:tblBorders>
           <w:tblCellMar>
             <w:top w:w="0" w:type="dxa"/>
             <w:left w:w="108" w:type="dxa"/>
@@ -38590,14 +38608,6 @@
       </w:tr>
       <w:tr>
         <w:tblPrEx>
-          <w:tblBorders>
-            <w:top w:val="single" w:color="D8D8D8" w:sz="8" w:space="0"/>
-            <w:left w:val="none" w:color="auto" w:sz="0" w:space="0"/>
-            <w:bottom w:val="single" w:color="A4A4A4" w:sz="4" w:space="0"/>
-            <w:right w:val="none" w:color="auto" w:sz="0" w:space="0"/>
-            <w:insideH w:val="single" w:color="A4A4A4" w:sz="4" w:space="0"/>
-            <w:insideV w:val="single" w:color="A4A4A4" w:sz="4" w:space="0"/>
-          </w:tblBorders>
           <w:tblCellMar>
             <w:top w:w="0" w:type="dxa"/>
             <w:left w:w="108" w:type="dxa"/>
@@ -40200,7 +40210,7 @@
           </w:tcPr>
           <w:p>
             <w:pPr>
-              <w:spacing w:line="206" w:lineRule="exact"/>
+              <w:spacing w:line="240" w:lineRule="auto"/>
               <w:ind w:left="3" w:leftChars="-4" w:hanging="11" w:hangingChars="5"/>
               <w:jc w:val="center"/>
               <w:rPr>
@@ -40218,6 +40228,7 @@
                 </w14:textFill>
               </w:rPr>
             </w:pPr>
+            <w:bookmarkStart w:id="35" w:name="_GoBack" w:colFirst="0" w:colLast="1"/>
             <w:r>
               <w:rPr>
                 <w:rFonts w:ascii="Times New Roman" w:hAnsi="Times New Roman" w:eastAsia="微软雅黑" w:cs="Times New Roman"/>
@@ -40250,7 +40261,7 @@
           </w:tcPr>
           <w:p>
             <w:pPr>
-              <w:spacing w:line="206" w:lineRule="exact"/>
+              <w:spacing w:line="240" w:lineRule="auto"/>
               <w:ind w:left="3" w:leftChars="-4" w:hanging="11" w:hangingChars="5"/>
               <w:jc w:val="center"/>
               <w:rPr>
@@ -40288,6 +40299,7 @@
           </w:p>
         </w:tc>
       </w:tr>
+      <w:bookmarkEnd w:id="35"/>
       <w:tr>
         <w:tblPrEx>
           <w:tblBorders>
@@ -47653,6 +47665,12 @@
             <w:insideH w:val="single" w:color="A4A4A4" w:sz="4" w:space="0"/>
             <w:insideV w:val="single" w:color="A4A4A4" w:sz="4" w:space="0"/>
           </w:tblBorders>
+          <w:tblCellMar>
+            <w:top w:w="0" w:type="dxa"/>
+            <w:left w:w="108" w:type="dxa"/>
+            <w:bottom w:w="0" w:type="dxa"/>
+            <w:right w:w="108" w:type="dxa"/>
+          </w:tblCellMar>
         </w:tblPrEx>
         <w:trPr>
           <w:trHeight w:val="266" w:hRule="atLeast"/>

--- a/WebContent/docx/骨与软组织肿瘤RNA1166融合基因检测报告-山肿.docx
+++ b/WebContent/docx/骨与软组织肿瘤RNA1166融合基因检测报告-山肿.docx
@@ -3038,7 +3038,18 @@
                 <w:sz w:val="20"/>
                 <w:szCs w:val="20"/>
               </w:rPr>
-              <w:t>地址：8号楼5楼病理科</w:t>
+              <w:t>地址：8号楼2</w:t>
+            </w:r>
+            <w:bookmarkStart w:id="35" w:name="_GoBack"/>
+            <w:bookmarkEnd w:id="35"/>
+            <w:r>
+              <w:rPr>
+                <w:rFonts w:hint="eastAsia" w:ascii="微软雅黑" w:hAnsi="微软雅黑" w:eastAsia="微软雅黑" w:cs="微软雅黑"/>
+                <w:spacing w:val="-8"/>
+                <w:sz w:val="20"/>
+                <w:szCs w:val="20"/>
+              </w:rPr>
+              <w:t>楼病理科窗口，</w:t>
             </w:r>
             <w:r>
               <w:rPr>
@@ -3047,7 +3058,7 @@
                 <w:sz w:val="20"/>
                 <w:szCs w:val="20"/>
               </w:rPr>
-              <w:t>，电话：</w:t>
+              <w:t>电话：</w:t>
             </w:r>
             <w:r>
               <w:rPr>
@@ -3151,8 +3162,8 @@
           <w:lang w:eastAsia="zh-CN"/>
         </w:rPr>
       </w:pPr>
-      <w:bookmarkStart w:id="0" w:name="_Toc32567"/>
-      <w:bookmarkStart w:id="1" w:name="_Toc3948"/>
+      <w:bookmarkStart w:id="0" w:name="_Toc3948"/>
+      <w:bookmarkStart w:id="1" w:name="_Toc32567"/>
       <w:r>
         <w:rPr>
           <w:rFonts w:hint="eastAsia" w:ascii="Times New Roman" w:hAnsi="Times New Roman" w:eastAsia="微软雅黑" w:cs="Times New Roman"/>
@@ -4354,9 +4365,9 @@
         <w:t>{%if PDInfo != undefined %}</w:t>
       </w:r>
       <w:bookmarkStart w:id="2" w:name="_Toc6191"/>
-      <w:bookmarkStart w:id="3" w:name="_Toc106719764"/>
-      <w:bookmarkStart w:id="4" w:name="_Toc10223"/>
-      <w:bookmarkStart w:id="5" w:name="_Toc20034"/>
+      <w:bookmarkStart w:id="3" w:name="_Toc20034"/>
+      <w:bookmarkStart w:id="4" w:name="_Toc106719764"/>
+      <w:bookmarkStart w:id="5" w:name="_Toc10223"/>
       <w:r>
         <w:rPr>
           <w:rFonts w:hint="eastAsia" w:ascii="Times New Roman" w:hAnsi="Times New Roman" w:eastAsia="微软雅黑" w:cs="Times New Roman"/>
@@ -6722,15 +6733,15 @@
         </w:rPr>
         <w:t>{% endif %}{% endif %}</w:t>
       </w:r>
-      <w:bookmarkStart w:id="6" w:name="_Toc23903"/>
-      <w:bookmarkStart w:id="7" w:name="_Toc23846_WPSOffice_Level1"/>
+      <w:bookmarkStart w:id="6" w:name="_Toc23846_WPSOffice_Level1"/>
+      <w:bookmarkStart w:id="7" w:name="_Toc23903"/>
       <w:bookmarkStart w:id="8" w:name="_Toc180"/>
       <w:bookmarkStart w:id="9" w:name="_Toc25727"/>
       <w:bookmarkStart w:id="10" w:name="_Toc4331_WPSOffice_Level1"/>
       <w:bookmarkStart w:id="11" w:name="_Toc24960"/>
-      <w:bookmarkStart w:id="12" w:name="_Toc29372"/>
+      <w:bookmarkStart w:id="12" w:name="_Toc107825555"/>
       <w:bookmarkStart w:id="13" w:name="_Toc24611"/>
-      <w:bookmarkStart w:id="14" w:name="_Toc107825555"/>
+      <w:bookmarkStart w:id="14" w:name="_Toc29372"/>
       <w:bookmarkStart w:id="15" w:name="_Toc32443_WPSOffice_Level1"/>
       <w:r>
         <w:rPr>
@@ -7345,8 +7356,8 @@
           </w14:shadow>
         </w:rPr>
       </w:pPr>
-      <w:bookmarkStart w:id="17" w:name="_Toc16863"/>
-      <w:bookmarkStart w:id="18" w:name="_Toc4248"/>
+      <w:bookmarkStart w:id="17" w:name="_Toc4248"/>
+      <w:bookmarkStart w:id="18" w:name="_Toc16863"/>
       <w:r>
         <w:rPr>
           <w:rFonts w:hint="default" w:ascii="Times New Roman" w:hAnsi="Times New Roman" w:eastAsia="微软雅黑" w:cs="Times New Roman"/>
@@ -7378,13 +7389,13 @@
           <w:lang w:eastAsia="zh-CN"/>
         </w:rPr>
       </w:pPr>
-      <w:bookmarkStart w:id="19" w:name="_Toc15840_WPSOffice_Level1"/>
-      <w:bookmarkStart w:id="20" w:name="_Toc14102"/>
-      <w:bookmarkStart w:id="21" w:name="_Toc24085_WPSOffice_Level1"/>
-      <w:bookmarkStart w:id="22" w:name="_Toc3674"/>
+      <w:bookmarkStart w:id="19" w:name="_Toc14255_WPSOffice_Level1"/>
+      <w:bookmarkStart w:id="20" w:name="_Toc1262"/>
+      <w:bookmarkStart w:id="21" w:name="_Toc14102"/>
+      <w:bookmarkStart w:id="22" w:name="_Toc24085_WPSOffice_Level1"/>
       <w:bookmarkStart w:id="23" w:name="_Toc22324"/>
-      <w:bookmarkStart w:id="24" w:name="_Toc1262"/>
-      <w:bookmarkStart w:id="25" w:name="_Toc14255_WPSOffice_Level1"/>
+      <w:bookmarkStart w:id="24" w:name="_Toc3674"/>
+      <w:bookmarkStart w:id="25" w:name="_Toc15840_WPSOffice_Level1"/>
       <w:r>
         <w:rPr>
           <w:rFonts w:hint="default" w:ascii="Times New Roman" w:hAnsi="Times New Roman" w:eastAsia="微软雅黑" w:cs="Times New Roman"/>
@@ -8856,11 +8867,11 @@
       <w:bookmarkStart w:id="27" w:name="_Toc32098"/>
       <w:bookmarkStart w:id="28" w:name="_Toc107825570"/>
       <w:bookmarkStart w:id="29" w:name="_Toc26985_WPSOffice_Level1"/>
-      <w:bookmarkStart w:id="30" w:name="_Toc20170_WPSOffice_Level1"/>
-      <w:bookmarkStart w:id="31" w:name="_Toc8911"/>
-      <w:bookmarkStart w:id="32" w:name="_Toc27034"/>
-      <w:bookmarkStart w:id="33" w:name="_Toc5476"/>
-      <w:bookmarkStart w:id="34" w:name="_Toc28454_WPSOffice_Level1"/>
+      <w:bookmarkStart w:id="30" w:name="_Toc8911"/>
+      <w:bookmarkStart w:id="31" w:name="_Toc28454_WPSOffice_Level1"/>
+      <w:bookmarkStart w:id="32" w:name="_Toc20170_WPSOffice_Level1"/>
+      <w:bookmarkStart w:id="33" w:name="_Toc27034"/>
+      <w:bookmarkStart w:id="34" w:name="_Toc5476"/>
       <w:r>
         <w:rPr>
           <w:rFonts w:hint="eastAsia" w:ascii="Times New Roman" w:hAnsi="Times New Roman" w:eastAsia="微软雅黑" w:cs="Times New Roman"/>
@@ -38608,6 +38619,14 @@
       </w:tr>
       <w:tr>
         <w:tblPrEx>
+          <w:tblBorders>
+            <w:top w:val="single" w:color="D8D8D8" w:sz="8" w:space="0"/>
+            <w:left w:val="none" w:color="auto" w:sz="0" w:space="0"/>
+            <w:bottom w:val="single" w:color="A4A4A4" w:sz="4" w:space="0"/>
+            <w:right w:val="none" w:color="auto" w:sz="0" w:space="0"/>
+            <w:insideH w:val="single" w:color="A4A4A4" w:sz="4" w:space="0"/>
+            <w:insideV w:val="single" w:color="A4A4A4" w:sz="4" w:space="0"/>
+          </w:tblBorders>
           <w:tblCellMar>
             <w:top w:w="0" w:type="dxa"/>
             <w:left w:w="108" w:type="dxa"/>
@@ -40228,7 +40247,6 @@
                 </w14:textFill>
               </w:rPr>
             </w:pPr>
-            <w:bookmarkStart w:id="35" w:name="_GoBack" w:colFirst="0" w:colLast="1"/>
             <w:r>
               <w:rPr>
                 <w:rFonts w:ascii="Times New Roman" w:hAnsi="Times New Roman" w:eastAsia="微软雅黑" w:cs="Times New Roman"/>
@@ -40299,7 +40317,6 @@
           </w:p>
         </w:tc>
       </w:tr>
-      <w:bookmarkEnd w:id="35"/>
       <w:tr>
         <w:tblPrEx>
           <w:tblBorders>

--- a/WebContent/docx/骨与软组织肿瘤RNA1166融合基因检测报告-山肿.docx
+++ b/WebContent/docx/骨与软组织肿瘤RNA1166融合基因检测报告-山肿.docx
@@ -1351,8 +1351,10 @@
                 <w:szCs w:val="23"/>
                 <w:lang w:val="en-US" w:eastAsia="zh-CN"/>
               </w:rPr>
-              <w:t xml:space="preserve">sample.birthplace </w:t>
-            </w:r>
+              <w:t>sample.FAMILYFIRST</w:t>
+            </w:r>
+            <w:bookmarkStart w:id="35" w:name="_GoBack"/>
+            <w:bookmarkEnd w:id="35"/>
             <w:r>
               <w:rPr>
                 <w:rFonts w:hint="default" w:ascii="Times New Roman" w:hAnsi="Times New Roman" w:eastAsia="微软雅黑" w:cs="Times New Roman"/>
@@ -3038,18 +3040,7 @@
                 <w:sz w:val="20"/>
                 <w:szCs w:val="20"/>
               </w:rPr>
-              <w:t>地址：8号楼2</w:t>
-            </w:r>
-            <w:bookmarkStart w:id="35" w:name="_GoBack"/>
-            <w:bookmarkEnd w:id="35"/>
-            <w:r>
-              <w:rPr>
-                <w:rFonts w:hint="eastAsia" w:ascii="微软雅黑" w:hAnsi="微软雅黑" w:eastAsia="微软雅黑" w:cs="微软雅黑"/>
-                <w:spacing w:val="-8"/>
-                <w:sz w:val="20"/>
-                <w:szCs w:val="20"/>
-              </w:rPr>
-              <w:t>楼病理科窗口，</w:t>
+              <w:t>地址：8号楼2楼病理科窗口，</w:t>
             </w:r>
             <w:r>
               <w:rPr>
@@ -3162,8 +3153,8 @@
           <w:lang w:eastAsia="zh-CN"/>
         </w:rPr>
       </w:pPr>
-      <w:bookmarkStart w:id="0" w:name="_Toc3948"/>
-      <w:bookmarkStart w:id="1" w:name="_Toc32567"/>
+      <w:bookmarkStart w:id="0" w:name="_Toc32567"/>
+      <w:bookmarkStart w:id="1" w:name="_Toc3948"/>
       <w:r>
         <w:rPr>
           <w:rFonts w:hint="eastAsia" w:ascii="Times New Roman" w:hAnsi="Times New Roman" w:eastAsia="微软雅黑" w:cs="Times New Roman"/>
@@ -4364,10 +4355,10 @@
         </w:rPr>
         <w:t>{%if PDInfo != undefined %}</w:t>
       </w:r>
-      <w:bookmarkStart w:id="2" w:name="_Toc6191"/>
-      <w:bookmarkStart w:id="3" w:name="_Toc20034"/>
-      <w:bookmarkStart w:id="4" w:name="_Toc106719764"/>
-      <w:bookmarkStart w:id="5" w:name="_Toc10223"/>
+      <w:bookmarkStart w:id="2" w:name="_Toc106719764"/>
+      <w:bookmarkStart w:id="3" w:name="_Toc10223"/>
+      <w:bookmarkStart w:id="4" w:name="_Toc20034"/>
+      <w:bookmarkStart w:id="5" w:name="_Toc6191"/>
       <w:r>
         <w:rPr>
           <w:rFonts w:hint="eastAsia" w:ascii="Times New Roman" w:hAnsi="Times New Roman" w:eastAsia="微软雅黑" w:cs="Times New Roman"/>
@@ -6734,15 +6725,15 @@
         <w:t>{% endif %}{% endif %}</w:t>
       </w:r>
       <w:bookmarkStart w:id="6" w:name="_Toc23846_WPSOffice_Level1"/>
-      <w:bookmarkStart w:id="7" w:name="_Toc23903"/>
-      <w:bookmarkStart w:id="8" w:name="_Toc180"/>
-      <w:bookmarkStart w:id="9" w:name="_Toc25727"/>
-      <w:bookmarkStart w:id="10" w:name="_Toc4331_WPSOffice_Level1"/>
-      <w:bookmarkStart w:id="11" w:name="_Toc24960"/>
-      <w:bookmarkStart w:id="12" w:name="_Toc107825555"/>
-      <w:bookmarkStart w:id="13" w:name="_Toc24611"/>
-      <w:bookmarkStart w:id="14" w:name="_Toc29372"/>
-      <w:bookmarkStart w:id="15" w:name="_Toc32443_WPSOffice_Level1"/>
+      <w:bookmarkStart w:id="7" w:name="_Toc180"/>
+      <w:bookmarkStart w:id="8" w:name="_Toc29372"/>
+      <w:bookmarkStart w:id="9" w:name="_Toc23903"/>
+      <w:bookmarkStart w:id="10" w:name="_Toc107825555"/>
+      <w:bookmarkStart w:id="11" w:name="_Toc24611"/>
+      <w:bookmarkStart w:id="12" w:name="_Toc32443_WPSOffice_Level1"/>
+      <w:bookmarkStart w:id="13" w:name="_Toc4331_WPSOffice_Level1"/>
+      <w:bookmarkStart w:id="14" w:name="_Toc25727"/>
+      <w:bookmarkStart w:id="15" w:name="_Toc24960"/>
       <w:r>
         <w:rPr>
           <w:rFonts w:hint="eastAsia" w:ascii="Times New Roman" w:hAnsi="Times New Roman" w:eastAsia="微软雅黑" w:cs="Times New Roman"/>
@@ -7389,12 +7380,12 @@
           <w:lang w:eastAsia="zh-CN"/>
         </w:rPr>
       </w:pPr>
-      <w:bookmarkStart w:id="19" w:name="_Toc14255_WPSOffice_Level1"/>
+      <w:bookmarkStart w:id="19" w:name="_Toc3674"/>
       <w:bookmarkStart w:id="20" w:name="_Toc1262"/>
-      <w:bookmarkStart w:id="21" w:name="_Toc14102"/>
-      <w:bookmarkStart w:id="22" w:name="_Toc24085_WPSOffice_Level1"/>
-      <w:bookmarkStart w:id="23" w:name="_Toc22324"/>
-      <w:bookmarkStart w:id="24" w:name="_Toc3674"/>
+      <w:bookmarkStart w:id="21" w:name="_Toc24085_WPSOffice_Level1"/>
+      <w:bookmarkStart w:id="22" w:name="_Toc14102"/>
+      <w:bookmarkStart w:id="23" w:name="_Toc14255_WPSOffice_Level1"/>
+      <w:bookmarkStart w:id="24" w:name="_Toc22324"/>
       <w:bookmarkStart w:id="25" w:name="_Toc15840_WPSOffice_Level1"/>
       <w:r>
         <w:rPr>
@@ -8863,15 +8854,15 @@
           <w:lang w:eastAsia="zh-CN"/>
         </w:rPr>
       </w:pPr>
-      <w:bookmarkStart w:id="26" w:name="_Toc23373"/>
-      <w:bookmarkStart w:id="27" w:name="_Toc32098"/>
-      <w:bookmarkStart w:id="28" w:name="_Toc107825570"/>
-      <w:bookmarkStart w:id="29" w:name="_Toc26985_WPSOffice_Level1"/>
-      <w:bookmarkStart w:id="30" w:name="_Toc8911"/>
-      <w:bookmarkStart w:id="31" w:name="_Toc28454_WPSOffice_Level1"/>
-      <w:bookmarkStart w:id="32" w:name="_Toc20170_WPSOffice_Level1"/>
-      <w:bookmarkStart w:id="33" w:name="_Toc27034"/>
-      <w:bookmarkStart w:id="34" w:name="_Toc5476"/>
+      <w:bookmarkStart w:id="26" w:name="_Toc32098"/>
+      <w:bookmarkStart w:id="27" w:name="_Toc23373"/>
+      <w:bookmarkStart w:id="28" w:name="_Toc20170_WPSOffice_Level1"/>
+      <w:bookmarkStart w:id="29" w:name="_Toc107825570"/>
+      <w:bookmarkStart w:id="30" w:name="_Toc26985_WPSOffice_Level1"/>
+      <w:bookmarkStart w:id="31" w:name="_Toc27034"/>
+      <w:bookmarkStart w:id="32" w:name="_Toc5476"/>
+      <w:bookmarkStart w:id="33" w:name="_Toc8911"/>
+      <w:bookmarkStart w:id="34" w:name="_Toc28454_WPSOffice_Level1"/>
       <w:r>
         <w:rPr>
           <w:rFonts w:hint="eastAsia" w:ascii="Times New Roman" w:hAnsi="Times New Roman" w:eastAsia="微软雅黑" w:cs="Times New Roman"/>
@@ -20394,14 +20385,6 @@
       </w:tr>
       <w:tr>
         <w:tblPrEx>
-          <w:tblBorders>
-            <w:top w:val="single" w:color="D8D8D8" w:sz="8" w:space="0"/>
-            <w:left w:val="none" w:color="auto" w:sz="0" w:space="0"/>
-            <w:bottom w:val="single" w:color="A4A4A4" w:sz="4" w:space="0"/>
-            <w:right w:val="none" w:color="auto" w:sz="0" w:space="0"/>
-            <w:insideH w:val="single" w:color="A4A4A4" w:sz="4" w:space="0"/>
-            <w:insideV w:val="single" w:color="A4A4A4" w:sz="4" w:space="0"/>
-          </w:tblBorders>
           <w:tblCellMar>
             <w:top w:w="0" w:type="dxa"/>
             <w:left w:w="108" w:type="dxa"/>
@@ -47682,12 +47665,6 @@
             <w:insideH w:val="single" w:color="A4A4A4" w:sz="4" w:space="0"/>
             <w:insideV w:val="single" w:color="A4A4A4" w:sz="4" w:space="0"/>
           </w:tblBorders>
-          <w:tblCellMar>
-            <w:top w:w="0" w:type="dxa"/>
-            <w:left w:w="108" w:type="dxa"/>
-            <w:bottom w:w="0" w:type="dxa"/>
-            <w:right w:w="108" w:type="dxa"/>
-          </w:tblCellMar>
         </w:tblPrEx>
         <w:trPr>
           <w:trHeight w:val="266" w:hRule="atLeast"/>

--- a/WebContent/docx/骨与软组织肿瘤RNA1166融合基因检测报告-山肿.docx
+++ b/WebContent/docx/骨与软组织肿瘤RNA1166融合基因检测报告-山肿.docx
@@ -1316,11 +1316,23 @@
           </w:tcPr>
           <w:p>
             <w:pPr>
-              <w:pStyle w:val="7"/>
               <w:keepNext w:val="0"/>
               <w:keepLines w:val="0"/>
-              <w:widowControl/>
-              <w:suppressLineNumbers w:val="0"/>
+              <w:pageBreakBefore w:val="0"/>
+              <w:widowControl/>
+              <w:kinsoku w:val="0"/>
+              <w:wordWrap/>
+              <w:overflowPunct/>
+              <w:topLinePunct w:val="0"/>
+              <w:autoSpaceDE w:val="0"/>
+              <w:autoSpaceDN w:val="0"/>
+              <w:bidi w:val="0"/>
+              <w:adjustRightInd w:val="0"/>
+              <w:snapToGrid w:val="0"/>
+              <w:spacing w:line="240" w:lineRule="auto"/>
+              <w:ind w:left="110"/>
+              <w:jc w:val="both"/>
+              <w:textAlignment w:val="baseline"/>
               <w:rPr>
                 <w:rFonts w:hint="default" w:ascii="Times New Roman" w:hAnsi="Times New Roman" w:eastAsia="宋体" w:cs="Times New Roman"/>
                 <w:spacing w:val="8"/>
@@ -1339,27 +1351,36 @@
             <w:r>
               <w:rPr>
                 <w:rFonts w:hint="default" w:ascii="Times New Roman" w:hAnsi="Times New Roman" w:eastAsia="微软雅黑" w:cs="Times New Roman"/>
+                <w:snapToGrid w:val="0"/>
+                <w:color w:val="000000"/>
+                <w:kern w:val="0"/>
                 <w:sz w:val="23"/>
                 <w:szCs w:val="23"/>
+                <w:lang w:val="en-US" w:eastAsia="zh-CN" w:bidi="ar-SA"/>
               </w:rPr>
               <w:t xml:space="preserve">{{ </w:t>
             </w:r>
             <w:r>
               <w:rPr>
                 <w:rFonts w:hint="eastAsia" w:ascii="Times New Roman" w:hAnsi="Times New Roman" w:eastAsia="微软雅黑" w:cs="Times New Roman"/>
+                <w:snapToGrid w:val="0"/>
+                <w:color w:val="000000"/>
+                <w:kern w:val="0"/>
                 <w:sz w:val="23"/>
                 <w:szCs w:val="23"/>
-                <w:lang w:val="en-US" w:eastAsia="zh-CN"/>
+                <w:lang w:val="en-US" w:eastAsia="zh-CN" w:bidi="ar-SA"/>
               </w:rPr>
               <w:t>sample.FAMILYFIRST</w:t>
             </w:r>
-            <w:bookmarkStart w:id="35" w:name="_GoBack"/>
-            <w:bookmarkEnd w:id="35"/>
             <w:r>
               <w:rPr>
                 <w:rFonts w:hint="default" w:ascii="Times New Roman" w:hAnsi="Times New Roman" w:eastAsia="微软雅黑" w:cs="Times New Roman"/>
+                <w:snapToGrid w:val="0"/>
+                <w:color w:val="000000"/>
+                <w:kern w:val="0"/>
                 <w:sz w:val="23"/>
                 <w:szCs w:val="23"/>
+                <w:lang w:val="en-US" w:eastAsia="zh-CN" w:bidi="ar-SA"/>
               </w:rPr>
               <w:t>}}</w:t>
             </w:r>
@@ -4355,10 +4376,10 @@
         </w:rPr>
         <w:t>{%if PDInfo != undefined %}</w:t>
       </w:r>
-      <w:bookmarkStart w:id="2" w:name="_Toc106719764"/>
-      <w:bookmarkStart w:id="3" w:name="_Toc10223"/>
-      <w:bookmarkStart w:id="4" w:name="_Toc20034"/>
-      <w:bookmarkStart w:id="5" w:name="_Toc6191"/>
+      <w:bookmarkStart w:id="2" w:name="_Toc10223"/>
+      <w:bookmarkStart w:id="3" w:name="_Toc106719764"/>
+      <w:bookmarkStart w:id="4" w:name="_Toc6191"/>
+      <w:bookmarkStart w:id="5" w:name="_Toc20034"/>
       <w:r>
         <w:rPr>
           <w:rFonts w:hint="eastAsia" w:ascii="Times New Roman" w:hAnsi="Times New Roman" w:eastAsia="微软雅黑" w:cs="Times New Roman"/>
@@ -4436,12 +4457,6 @@
             <w:insideH w:val="dotted" w:color="033F86" w:sz="4" w:space="0"/>
             <w:insideV w:val="dotted" w:color="033F86" w:sz="4" w:space="0"/>
           </w:tblBorders>
-          <w:tblCellMar>
-            <w:top w:w="0" w:type="dxa"/>
-            <w:left w:w="108" w:type="dxa"/>
-            <w:bottom w:w="0" w:type="dxa"/>
-            <w:right w:w="108" w:type="dxa"/>
-          </w:tblCellMar>
         </w:tblPrEx>
         <w:trPr>
           <w:jc w:val="center"/>
@@ -6724,16 +6739,16 @@
         </w:rPr>
         <w:t>{% endif %}{% endif %}</w:t>
       </w:r>
-      <w:bookmarkStart w:id="6" w:name="_Toc23846_WPSOffice_Level1"/>
-      <w:bookmarkStart w:id="7" w:name="_Toc180"/>
-      <w:bookmarkStart w:id="8" w:name="_Toc29372"/>
+      <w:bookmarkStart w:id="6" w:name="_Toc180"/>
+      <w:bookmarkStart w:id="7" w:name="_Toc4331_WPSOffice_Level1"/>
+      <w:bookmarkStart w:id="8" w:name="_Toc32443_WPSOffice_Level1"/>
       <w:bookmarkStart w:id="9" w:name="_Toc23903"/>
-      <w:bookmarkStart w:id="10" w:name="_Toc107825555"/>
-      <w:bookmarkStart w:id="11" w:name="_Toc24611"/>
-      <w:bookmarkStart w:id="12" w:name="_Toc32443_WPSOffice_Level1"/>
-      <w:bookmarkStart w:id="13" w:name="_Toc4331_WPSOffice_Level1"/>
-      <w:bookmarkStart w:id="14" w:name="_Toc25727"/>
-      <w:bookmarkStart w:id="15" w:name="_Toc24960"/>
+      <w:bookmarkStart w:id="10" w:name="_Toc25727"/>
+      <w:bookmarkStart w:id="11" w:name="_Toc24960"/>
+      <w:bookmarkStart w:id="12" w:name="_Toc23846_WPSOffice_Level1"/>
+      <w:bookmarkStart w:id="13" w:name="_Toc107825555"/>
+      <w:bookmarkStart w:id="14" w:name="_Toc24611"/>
+      <w:bookmarkStart w:id="15" w:name="_Toc29372"/>
       <w:r>
         <w:rPr>
           <w:rFonts w:hint="eastAsia" w:ascii="Times New Roman" w:hAnsi="Times New Roman" w:eastAsia="微软雅黑" w:cs="Times New Roman"/>
@@ -7380,13 +7395,13 @@
           <w:lang w:eastAsia="zh-CN"/>
         </w:rPr>
       </w:pPr>
-      <w:bookmarkStart w:id="19" w:name="_Toc3674"/>
-      <w:bookmarkStart w:id="20" w:name="_Toc1262"/>
-      <w:bookmarkStart w:id="21" w:name="_Toc24085_WPSOffice_Level1"/>
-      <w:bookmarkStart w:id="22" w:name="_Toc14102"/>
-      <w:bookmarkStart w:id="23" w:name="_Toc14255_WPSOffice_Level1"/>
-      <w:bookmarkStart w:id="24" w:name="_Toc22324"/>
-      <w:bookmarkStart w:id="25" w:name="_Toc15840_WPSOffice_Level1"/>
+      <w:bookmarkStart w:id="19" w:name="_Toc24085_WPSOffice_Level1"/>
+      <w:bookmarkStart w:id="20" w:name="_Toc14102"/>
+      <w:bookmarkStart w:id="21" w:name="_Toc1262"/>
+      <w:bookmarkStart w:id="22" w:name="_Toc15840_WPSOffice_Level1"/>
+      <w:bookmarkStart w:id="23" w:name="_Toc3674"/>
+      <w:bookmarkStart w:id="24" w:name="_Toc14255_WPSOffice_Level1"/>
+      <w:bookmarkStart w:id="25" w:name="_Toc22324"/>
       <w:r>
         <w:rPr>
           <w:rFonts w:hint="default" w:ascii="Times New Roman" w:hAnsi="Times New Roman" w:eastAsia="微软雅黑" w:cs="Times New Roman"/>
@@ -8857,12 +8872,12 @@
       <w:bookmarkStart w:id="26" w:name="_Toc32098"/>
       <w:bookmarkStart w:id="27" w:name="_Toc23373"/>
       <w:bookmarkStart w:id="28" w:name="_Toc20170_WPSOffice_Level1"/>
-      <w:bookmarkStart w:id="29" w:name="_Toc107825570"/>
-      <w:bookmarkStart w:id="30" w:name="_Toc26985_WPSOffice_Level1"/>
-      <w:bookmarkStart w:id="31" w:name="_Toc27034"/>
-      <w:bookmarkStart w:id="32" w:name="_Toc5476"/>
-      <w:bookmarkStart w:id="33" w:name="_Toc8911"/>
-      <w:bookmarkStart w:id="34" w:name="_Toc28454_WPSOffice_Level1"/>
+      <w:bookmarkStart w:id="29" w:name="_Toc28454_WPSOffice_Level1"/>
+      <w:bookmarkStart w:id="30" w:name="_Toc8911"/>
+      <w:bookmarkStart w:id="31" w:name="_Toc107825570"/>
+      <w:bookmarkStart w:id="32" w:name="_Toc27034"/>
+      <w:bookmarkStart w:id="33" w:name="_Toc5476"/>
+      <w:bookmarkStart w:id="34" w:name="_Toc26985_WPSOffice_Level1"/>
       <w:r>
         <w:rPr>
           <w:rFonts w:hint="eastAsia" w:ascii="Times New Roman" w:hAnsi="Times New Roman" w:eastAsia="微软雅黑" w:cs="Times New Roman"/>
@@ -13575,12 +13590,6 @@
             <w:insideH w:val="single" w:color="A4A4A4" w:sz="4" w:space="0"/>
             <w:insideV w:val="single" w:color="A4A4A4" w:sz="4" w:space="0"/>
           </w:tblBorders>
-          <w:tblCellMar>
-            <w:top w:w="0" w:type="dxa"/>
-            <w:left w:w="108" w:type="dxa"/>
-            <w:bottom w:w="0" w:type="dxa"/>
-            <w:right w:w="108" w:type="dxa"/>
-          </w:tblCellMar>
         </w:tblPrEx>
         <w:trPr>
           <w:trHeight w:val="283" w:hRule="atLeast"/>
@@ -20385,6 +20394,14 @@
       </w:tr>
       <w:tr>
         <w:tblPrEx>
+          <w:tblBorders>
+            <w:top w:val="single" w:color="D8D8D8" w:sz="8" w:space="0"/>
+            <w:left w:val="none" w:color="auto" w:sz="0" w:space="0"/>
+            <w:bottom w:val="single" w:color="A4A4A4" w:sz="4" w:space="0"/>
+            <w:right w:val="none" w:color="auto" w:sz="0" w:space="0"/>
+            <w:insideH w:val="single" w:color="A4A4A4" w:sz="4" w:space="0"/>
+            <w:insideV w:val="single" w:color="A4A4A4" w:sz="4" w:space="0"/>
+          </w:tblBorders>
           <w:tblCellMar>
             <w:top w:w="0" w:type="dxa"/>
             <w:left w:w="108" w:type="dxa"/>
@@ -20844,12 +20861,6 @@
             <w:insideH w:val="single" w:color="A4A4A4" w:sz="4" w:space="0"/>
             <w:insideV w:val="single" w:color="A4A4A4" w:sz="4" w:space="0"/>
           </w:tblBorders>
-          <w:tblCellMar>
-            <w:top w:w="0" w:type="dxa"/>
-            <w:left w:w="108" w:type="dxa"/>
-            <w:bottom w:w="0" w:type="dxa"/>
-            <w:right w:w="108" w:type="dxa"/>
-          </w:tblCellMar>
         </w:tblPrEx>
         <w:trPr>
           <w:trHeight w:val="283" w:hRule="atLeast"/>
@@ -23192,12 +23203,6 @@
             <w:insideH w:val="single" w:color="A4A4A4" w:sz="4" w:space="0"/>
             <w:insideV w:val="single" w:color="A4A4A4" w:sz="4" w:space="0"/>
           </w:tblBorders>
-          <w:tblCellMar>
-            <w:top w:w="0" w:type="dxa"/>
-            <w:left w:w="108" w:type="dxa"/>
-            <w:bottom w:w="0" w:type="dxa"/>
-            <w:right w:w="108" w:type="dxa"/>
-          </w:tblCellMar>
         </w:tblPrEx>
         <w:trPr>
           <w:trHeight w:val="283" w:hRule="atLeast"/>
@@ -47665,6 +47670,12 @@
             <w:insideH w:val="single" w:color="A4A4A4" w:sz="4" w:space="0"/>
             <w:insideV w:val="single" w:color="A4A4A4" w:sz="4" w:space="0"/>
           </w:tblBorders>
+          <w:tblCellMar>
+            <w:top w:w="0" w:type="dxa"/>
+            <w:left w:w="108" w:type="dxa"/>
+            <w:bottom w:w="0" w:type="dxa"/>
+            <w:right w:w="108" w:type="dxa"/>
+          </w:tblCellMar>
         </w:tblPrEx>
         <w:trPr>
           <w:trHeight w:val="266" w:hRule="atLeast"/>
@@ -49807,6 +49818,9 @@
       </w:rPr>
     </w:pPr>
     <w:r>
+      <w:rPr>
+        <w:rFonts w:hint="default" w:ascii="Times New Roman" w:hAnsi="Times New Roman" w:cs="Times New Roman"/>
+      </w:rPr>
       <mc:AlternateContent>
         <mc:Choice Requires="wps">
           <w:drawing>
@@ -49871,6 +49885,24 @@
     </w:r>
     <w:r>
       <w:rPr>
+        <w:rFonts w:hint="default" w:ascii="Times New Roman" w:hAnsi="Times New Roman" w:eastAsia="微软雅黑" w:cs="Times New Roman"/>
+        <w:color w:val="4BACC6" w:themeColor="accent5"/>
+        <w:spacing w:val="7"/>
+        <w:sz w:val="24"/>
+        <w:szCs w:val="24"/>
+        <w14:shadow w14:blurRad="50800" w14:dist="50800" w14:dir="5400000" w14:sx="1000" w14:sy="1000" w14:kx="0" w14:ky="0" w14:algn="ctr">
+          <w14:srgbClr w14:val="43B3A5"/>
+        </w14:shadow>
+        <w14:textFill>
+          <w14:solidFill>
+            <w14:schemeClr w14:val="accent5"/>
+          </w14:solidFill>
+        </w14:textFill>
+      </w:rPr>
+      <w:t>姓名</w:t>
+    </w:r>
+    <w:r>
+      <w:rPr>
         <w:rFonts w:hint="eastAsia" w:ascii="微软雅黑" w:hAnsi="微软雅黑" w:eastAsia="微软雅黑" w:cs="微软雅黑"/>
         <w:color w:val="4BACC6" w:themeColor="accent5"/>
         <w:spacing w:val="7"/>
@@ -49885,7 +49917,7 @@
           </w14:solidFill>
         </w14:textFill>
       </w:rPr>
-      <w:t>姓名：{{ client }}</w:t>
+      <w:t>：{{ client }}</w:t>
     </w:r>
     <w:r>
       <w:rPr>
@@ -49908,6 +49940,24 @@
     </w:r>
     <w:r>
       <w:rPr>
+        <w:rFonts w:hint="default" w:ascii="Times New Roman" w:hAnsi="Times New Roman" w:eastAsia="微软雅黑" w:cs="Times New Roman"/>
+        <w:color w:val="4BACC6" w:themeColor="accent5"/>
+        <w:spacing w:val="7"/>
+        <w:sz w:val="24"/>
+        <w:szCs w:val="24"/>
+        <w14:shadow w14:blurRad="50800" w14:dist="50800" w14:dir="5400000" w14:sx="1000" w14:sy="1000" w14:kx="0" w14:ky="0" w14:algn="ctr">
+          <w14:srgbClr w14:val="43B3A5"/>
+        </w14:shadow>
+        <w14:textFill>
+          <w14:solidFill>
+            <w14:schemeClr w14:val="accent5"/>
+          </w14:solidFill>
+        </w14:textFill>
+      </w:rPr>
+      <w:t>标本号</w:t>
+    </w:r>
+    <w:r>
+      <w:rPr>
         <w:rFonts w:hint="eastAsia" w:ascii="微软雅黑" w:hAnsi="微软雅黑" w:eastAsia="微软雅黑" w:cs="微软雅黑"/>
         <w:color w:val="4BACC6" w:themeColor="accent5"/>
         <w:spacing w:val="7"/>
@@ -49922,11 +49972,11 @@
           </w14:solidFill>
         </w14:textFill>
       </w:rPr>
-      <w:t>标本号：</w:t>
+      <w:t>：</w:t>
     </w:r>
     <w:r>
       <w:rPr>
-        <w:rFonts w:hint="default" w:ascii="微软雅黑" w:hAnsi="微软雅黑" w:eastAsia="微软雅黑" w:cs="微软雅黑"/>
+        <w:rFonts w:hint="default" w:ascii="Times New Roman" w:hAnsi="Times New Roman" w:eastAsia="微软雅黑" w:cs="Times New Roman"/>
         <w:color w:val="4BACC6" w:themeColor="accent5"/>
         <w:spacing w:val="7"/>
         <w:sz w:val="24"/>
@@ -49944,7 +49994,7 @@
     </w:r>
     <w:r>
       <w:rPr>
-        <w:rFonts w:hint="eastAsia" w:ascii="微软雅黑" w:hAnsi="微软雅黑" w:eastAsia="微软雅黑" w:cs="微软雅黑"/>
+        <w:rFonts w:hint="default" w:ascii="Times New Roman" w:hAnsi="Times New Roman" w:eastAsia="微软雅黑" w:cs="Times New Roman"/>
         <w:color w:val="4BACC6" w:themeColor="accent5"/>
         <w:spacing w:val="7"/>
         <w:sz w:val="24"/>
@@ -49959,27 +50009,10 @@
           </w14:solidFill>
         </w14:textFill>
       </w:rPr>
-      <w:t>sample.birthplace</w:t>
+      <w:t>sample.FAMILYFIRST }}</w:t>
     </w:r>
-    <w:r>
-      <w:rPr>
-        <w:rFonts w:hint="default" w:ascii="微软雅黑" w:hAnsi="微软雅黑" w:eastAsia="微软雅黑" w:cs="微软雅黑"/>
-        <w:color w:val="4BACC6" w:themeColor="accent5"/>
-        <w:spacing w:val="7"/>
-        <w:sz w:val="24"/>
-        <w:szCs w:val="24"/>
-        <w:lang w:val="en-US" w:eastAsia="zh-CN"/>
-        <w14:shadow w14:blurRad="50800" w14:dist="50800" w14:dir="5400000" w14:sx="1000" w14:sy="1000" w14:kx="0" w14:ky="0" w14:algn="ctr">
-          <w14:srgbClr w14:val="43B3A5"/>
-        </w14:shadow>
-        <w14:textFill>
-          <w14:solidFill>
-            <w14:schemeClr w14:val="accent5"/>
-          </w14:solidFill>
-        </w14:textFill>
-      </w:rPr>
-      <w:t xml:space="preserve"> }}</w:t>
-    </w:r>
+    <w:bookmarkStart w:id="35" w:name="_GoBack"/>
+    <w:bookmarkEnd w:id="35"/>
   </w:p>
 </w:hdr>
 </file>

--- a/WebContent/docx/骨与软组织肿瘤RNA1166融合基因检测报告-山肿.docx
+++ b/WebContent/docx/骨与软组织肿瘤RNA1166融合基因检测报告-山肿.docx
@@ -3174,8 +3174,8 @@
           <w:lang w:eastAsia="zh-CN"/>
         </w:rPr>
       </w:pPr>
-      <w:bookmarkStart w:id="0" w:name="_Toc32567"/>
-      <w:bookmarkStart w:id="1" w:name="_Toc3948"/>
+      <w:bookmarkStart w:id="0" w:name="_Toc3948"/>
+      <w:bookmarkStart w:id="1" w:name="_Toc32567"/>
       <w:r>
         <w:rPr>
           <w:rFonts w:hint="eastAsia" w:ascii="Times New Roman" w:hAnsi="Times New Roman" w:eastAsia="微软雅黑" w:cs="Times New Roman"/>
@@ -4376,9 +4376,9 @@
         </w:rPr>
         <w:t>{%if PDInfo != undefined %}</w:t>
       </w:r>
-      <w:bookmarkStart w:id="2" w:name="_Toc10223"/>
-      <w:bookmarkStart w:id="3" w:name="_Toc106719764"/>
-      <w:bookmarkStart w:id="4" w:name="_Toc6191"/>
+      <w:bookmarkStart w:id="2" w:name="_Toc106719764"/>
+      <w:bookmarkStart w:id="3" w:name="_Toc6191"/>
+      <w:bookmarkStart w:id="4" w:name="_Toc10223"/>
       <w:bookmarkStart w:id="5" w:name="_Toc20034"/>
       <w:r>
         <w:rPr>
@@ -4457,6 +4457,12 @@
             <w:insideH w:val="dotted" w:color="033F86" w:sz="4" w:space="0"/>
             <w:insideV w:val="dotted" w:color="033F86" w:sz="4" w:space="0"/>
           </w:tblBorders>
+          <w:tblCellMar>
+            <w:top w:w="0" w:type="dxa"/>
+            <w:left w:w="108" w:type="dxa"/>
+            <w:bottom w:w="0" w:type="dxa"/>
+            <w:right w:w="108" w:type="dxa"/>
+          </w:tblCellMar>
         </w:tblPrEx>
         <w:trPr>
           <w:jc w:val="center"/>
@@ -6739,16 +6745,16 @@
         </w:rPr>
         <w:t>{% endif %}{% endif %}</w:t>
       </w:r>
-      <w:bookmarkStart w:id="6" w:name="_Toc180"/>
+      <w:bookmarkStart w:id="6" w:name="_Toc32443_WPSOffice_Level1"/>
       <w:bookmarkStart w:id="7" w:name="_Toc4331_WPSOffice_Level1"/>
-      <w:bookmarkStart w:id="8" w:name="_Toc32443_WPSOffice_Level1"/>
-      <w:bookmarkStart w:id="9" w:name="_Toc23903"/>
-      <w:bookmarkStart w:id="10" w:name="_Toc25727"/>
+      <w:bookmarkStart w:id="8" w:name="_Toc23846_WPSOffice_Level1"/>
+      <w:bookmarkStart w:id="9" w:name="_Toc29372"/>
+      <w:bookmarkStart w:id="10" w:name="_Toc107825555"/>
       <w:bookmarkStart w:id="11" w:name="_Toc24960"/>
-      <w:bookmarkStart w:id="12" w:name="_Toc23846_WPSOffice_Level1"/>
-      <w:bookmarkStart w:id="13" w:name="_Toc107825555"/>
-      <w:bookmarkStart w:id="14" w:name="_Toc24611"/>
-      <w:bookmarkStart w:id="15" w:name="_Toc29372"/>
+      <w:bookmarkStart w:id="12" w:name="_Toc24611"/>
+      <w:bookmarkStart w:id="13" w:name="_Toc23903"/>
+      <w:bookmarkStart w:id="14" w:name="_Toc25727"/>
+      <w:bookmarkStart w:id="15" w:name="_Toc180"/>
       <w:r>
         <w:rPr>
           <w:rFonts w:hint="eastAsia" w:ascii="Times New Roman" w:hAnsi="Times New Roman" w:eastAsia="微软雅黑" w:cs="Times New Roman"/>
@@ -7395,13 +7401,13 @@
           <w:lang w:eastAsia="zh-CN"/>
         </w:rPr>
       </w:pPr>
-      <w:bookmarkStart w:id="19" w:name="_Toc24085_WPSOffice_Level1"/>
-      <w:bookmarkStart w:id="20" w:name="_Toc14102"/>
-      <w:bookmarkStart w:id="21" w:name="_Toc1262"/>
-      <w:bookmarkStart w:id="22" w:name="_Toc15840_WPSOffice_Level1"/>
-      <w:bookmarkStart w:id="23" w:name="_Toc3674"/>
-      <w:bookmarkStart w:id="24" w:name="_Toc14255_WPSOffice_Level1"/>
-      <w:bookmarkStart w:id="25" w:name="_Toc22324"/>
+      <w:bookmarkStart w:id="19" w:name="_Toc14102"/>
+      <w:bookmarkStart w:id="20" w:name="_Toc1262"/>
+      <w:bookmarkStart w:id="21" w:name="_Toc15840_WPSOffice_Level1"/>
+      <w:bookmarkStart w:id="22" w:name="_Toc14255_WPSOffice_Level1"/>
+      <w:bookmarkStart w:id="23" w:name="_Toc24085_WPSOffice_Level1"/>
+      <w:bookmarkStart w:id="24" w:name="_Toc22324"/>
+      <w:bookmarkStart w:id="25" w:name="_Toc3674"/>
       <w:r>
         <w:rPr>
           <w:rFonts w:hint="default" w:ascii="Times New Roman" w:hAnsi="Times New Roman" w:eastAsia="微软雅黑" w:cs="Times New Roman"/>
@@ -8871,12 +8877,12 @@
       </w:pPr>
       <w:bookmarkStart w:id="26" w:name="_Toc32098"/>
       <w:bookmarkStart w:id="27" w:name="_Toc23373"/>
-      <w:bookmarkStart w:id="28" w:name="_Toc20170_WPSOffice_Level1"/>
-      <w:bookmarkStart w:id="29" w:name="_Toc28454_WPSOffice_Level1"/>
-      <w:bookmarkStart w:id="30" w:name="_Toc8911"/>
-      <w:bookmarkStart w:id="31" w:name="_Toc107825570"/>
-      <w:bookmarkStart w:id="32" w:name="_Toc27034"/>
-      <w:bookmarkStart w:id="33" w:name="_Toc5476"/>
+      <w:bookmarkStart w:id="28" w:name="_Toc107825570"/>
+      <w:bookmarkStart w:id="29" w:name="_Toc20170_WPSOffice_Level1"/>
+      <w:bookmarkStart w:id="30" w:name="_Toc27034"/>
+      <w:bookmarkStart w:id="31" w:name="_Toc5476"/>
+      <w:bookmarkStart w:id="32" w:name="_Toc8911"/>
+      <w:bookmarkStart w:id="33" w:name="_Toc28454_WPSOffice_Level1"/>
       <w:bookmarkStart w:id="34" w:name="_Toc26985_WPSOffice_Level1"/>
       <w:r>
         <w:rPr>
@@ -13590,6 +13596,12 @@
             <w:insideH w:val="single" w:color="A4A4A4" w:sz="4" w:space="0"/>
             <w:insideV w:val="single" w:color="A4A4A4" w:sz="4" w:space="0"/>
           </w:tblBorders>
+          <w:tblCellMar>
+            <w:top w:w="0" w:type="dxa"/>
+            <w:left w:w="108" w:type="dxa"/>
+            <w:bottom w:w="0" w:type="dxa"/>
+            <w:right w:w="108" w:type="dxa"/>
+          </w:tblCellMar>
         </w:tblPrEx>
         <w:trPr>
           <w:trHeight w:val="283" w:hRule="atLeast"/>
@@ -20861,6 +20873,12 @@
             <w:insideH w:val="single" w:color="A4A4A4" w:sz="4" w:space="0"/>
             <w:insideV w:val="single" w:color="A4A4A4" w:sz="4" w:space="0"/>
           </w:tblBorders>
+          <w:tblCellMar>
+            <w:top w:w="0" w:type="dxa"/>
+            <w:left w:w="108" w:type="dxa"/>
+            <w:bottom w:w="0" w:type="dxa"/>
+            <w:right w:w="108" w:type="dxa"/>
+          </w:tblCellMar>
         </w:tblPrEx>
         <w:trPr>
           <w:trHeight w:val="283" w:hRule="atLeast"/>
@@ -23203,6 +23221,12 @@
             <w:insideH w:val="single" w:color="A4A4A4" w:sz="4" w:space="0"/>
             <w:insideV w:val="single" w:color="A4A4A4" w:sz="4" w:space="0"/>
           </w:tblBorders>
+          <w:tblCellMar>
+            <w:top w:w="0" w:type="dxa"/>
+            <w:left w:w="108" w:type="dxa"/>
+            <w:bottom w:w="0" w:type="dxa"/>
+            <w:right w:w="108" w:type="dxa"/>
+          </w:tblCellMar>
         </w:tblPrEx>
         <w:trPr>
           <w:trHeight w:val="283" w:hRule="atLeast"/>
@@ -48341,6 +48365,55 @@
         </w:rPr>
         <w:t>{%endif%}{% endfor%}</w:t>
       </w:r>
+    </w:p>
+    <w:p>
+      <w:pPr>
+        <w:rPr>
+          <w:rFonts w:hint="eastAsia" w:ascii="Times New Roman" w:hAnsi="Times New Roman" w:eastAsia="微软雅黑" w:cs="Times New Roman"/>
+          <w:b/>
+          <w:bCs w:val="0"/>
+          <w:sz w:val="21"/>
+          <w:szCs w:val="21"/>
+          <w:lang w:eastAsia="zh-CN"/>
+        </w:rPr>
+      </w:pPr>
+    </w:p>
+    <w:p>
+      <w:pPr>
+        <w:rPr>
+          <w:rFonts w:hint="eastAsia" w:ascii="Times New Roman" w:hAnsi="Times New Roman" w:eastAsia="微软雅黑" w:cs="Times New Roman"/>
+          <w:b/>
+          <w:bCs w:val="0"/>
+          <w:sz w:val="21"/>
+          <w:szCs w:val="21"/>
+          <w:lang w:eastAsia="zh-CN"/>
+        </w:rPr>
+      </w:pPr>
+    </w:p>
+    <w:p>
+      <w:pPr>
+        <w:rPr>
+          <w:rFonts w:hint="eastAsia" w:ascii="Times New Roman" w:hAnsi="Times New Roman" w:eastAsia="微软雅黑" w:cs="Times New Roman"/>
+          <w:b/>
+          <w:bCs w:val="0"/>
+          <w:sz w:val="21"/>
+          <w:szCs w:val="21"/>
+          <w:lang w:eastAsia="zh-CN"/>
+        </w:rPr>
+      </w:pPr>
+      <w:r>
+        <w:rPr>
+          <w:rFonts w:hint="eastAsia" w:ascii="Times New Roman" w:hAnsi="Times New Roman" w:eastAsia="微软雅黑" w:cs="Times New Roman"/>
+          <w:b/>
+          <w:bCs w:val="0"/>
+          <w:sz w:val="21"/>
+          <w:szCs w:val="21"/>
+          <w:lang w:eastAsia="zh-CN"/>
+        </w:rPr>
+        <w:t>委托检测公司：天津诺禾医学检验实验室</w:t>
+      </w:r>
+      <w:bookmarkStart w:id="35" w:name="_GoBack"/>
+      <w:bookmarkEnd w:id="35"/>
     </w:p>
     <w:p>
       <w:pPr>
@@ -50011,8 +50084,6 @@
       </w:rPr>
       <w:t>sample.FAMILYFIRST }}</w:t>
     </w:r>
-    <w:bookmarkStart w:id="35" w:name="_GoBack"/>
-    <w:bookmarkEnd w:id="35"/>
   </w:p>
 </w:hdr>
 </file>

--- a/WebContent/docx/骨与软组织肿瘤RNA1166融合基因检测报告-山肿.docx
+++ b/WebContent/docx/骨与软组织肿瘤RNA1166融合基因检测报告-山肿.docx
@@ -4377,9 +4377,9 @@
         <w:t>{%if PDInfo != undefined %}</w:t>
       </w:r>
       <w:bookmarkStart w:id="2" w:name="_Toc106719764"/>
-      <w:bookmarkStart w:id="3" w:name="_Toc6191"/>
+      <w:bookmarkStart w:id="3" w:name="_Toc20034"/>
       <w:bookmarkStart w:id="4" w:name="_Toc10223"/>
-      <w:bookmarkStart w:id="5" w:name="_Toc20034"/>
+      <w:bookmarkStart w:id="5" w:name="_Toc6191"/>
       <w:r>
         <w:rPr>
           <w:rFonts w:hint="eastAsia" w:ascii="Times New Roman" w:hAnsi="Times New Roman" w:eastAsia="微软雅黑" w:cs="Times New Roman"/>
@@ -6745,16 +6745,16 @@
         </w:rPr>
         <w:t>{% endif %}{% endif %}</w:t>
       </w:r>
-      <w:bookmarkStart w:id="6" w:name="_Toc32443_WPSOffice_Level1"/>
-      <w:bookmarkStart w:id="7" w:name="_Toc4331_WPSOffice_Level1"/>
-      <w:bookmarkStart w:id="8" w:name="_Toc23846_WPSOffice_Level1"/>
-      <w:bookmarkStart w:id="9" w:name="_Toc29372"/>
-      <w:bookmarkStart w:id="10" w:name="_Toc107825555"/>
-      <w:bookmarkStart w:id="11" w:name="_Toc24960"/>
-      <w:bookmarkStart w:id="12" w:name="_Toc24611"/>
-      <w:bookmarkStart w:id="13" w:name="_Toc23903"/>
-      <w:bookmarkStart w:id="14" w:name="_Toc25727"/>
-      <w:bookmarkStart w:id="15" w:name="_Toc180"/>
+      <w:bookmarkStart w:id="6" w:name="_Toc23903"/>
+      <w:bookmarkStart w:id="7" w:name="_Toc23846_WPSOffice_Level1"/>
+      <w:bookmarkStart w:id="8" w:name="_Toc24960"/>
+      <w:bookmarkStart w:id="9" w:name="_Toc32443_WPSOffice_Level1"/>
+      <w:bookmarkStart w:id="10" w:name="_Toc24611"/>
+      <w:bookmarkStart w:id="11" w:name="_Toc25727"/>
+      <w:bookmarkStart w:id="12" w:name="_Toc180"/>
+      <w:bookmarkStart w:id="13" w:name="_Toc107825555"/>
+      <w:bookmarkStart w:id="14" w:name="_Toc29372"/>
+      <w:bookmarkStart w:id="15" w:name="_Toc4331_WPSOffice_Level1"/>
       <w:r>
         <w:rPr>
           <w:rFonts w:hint="eastAsia" w:ascii="Times New Roman" w:hAnsi="Times New Roman" w:eastAsia="微软雅黑" w:cs="Times New Roman"/>
@@ -7368,8 +7368,8 @@
           </w14:shadow>
         </w:rPr>
       </w:pPr>
-      <w:bookmarkStart w:id="17" w:name="_Toc4248"/>
-      <w:bookmarkStart w:id="18" w:name="_Toc16863"/>
+      <w:bookmarkStart w:id="17" w:name="_Toc16863"/>
+      <w:bookmarkStart w:id="18" w:name="_Toc4248"/>
       <w:r>
         <w:rPr>
           <w:rFonts w:hint="default" w:ascii="Times New Roman" w:hAnsi="Times New Roman" w:eastAsia="微软雅黑" w:cs="Times New Roman"/>
@@ -7401,13 +7401,13 @@
           <w:lang w:eastAsia="zh-CN"/>
         </w:rPr>
       </w:pPr>
-      <w:bookmarkStart w:id="19" w:name="_Toc14102"/>
-      <w:bookmarkStart w:id="20" w:name="_Toc1262"/>
-      <w:bookmarkStart w:id="21" w:name="_Toc15840_WPSOffice_Level1"/>
-      <w:bookmarkStart w:id="22" w:name="_Toc14255_WPSOffice_Level1"/>
-      <w:bookmarkStart w:id="23" w:name="_Toc24085_WPSOffice_Level1"/>
-      <w:bookmarkStart w:id="24" w:name="_Toc22324"/>
-      <w:bookmarkStart w:id="25" w:name="_Toc3674"/>
+      <w:bookmarkStart w:id="19" w:name="_Toc15840_WPSOffice_Level1"/>
+      <w:bookmarkStart w:id="20" w:name="_Toc3674"/>
+      <w:bookmarkStart w:id="21" w:name="_Toc22324"/>
+      <w:bookmarkStart w:id="22" w:name="_Toc1262"/>
+      <w:bookmarkStart w:id="23" w:name="_Toc14102"/>
+      <w:bookmarkStart w:id="24" w:name="_Toc14255_WPSOffice_Level1"/>
+      <w:bookmarkStart w:id="25" w:name="_Toc24085_WPSOffice_Level1"/>
       <w:r>
         <w:rPr>
           <w:rFonts w:hint="default" w:ascii="Times New Roman" w:hAnsi="Times New Roman" w:eastAsia="微软雅黑" w:cs="Times New Roman"/>
@@ -8240,7 +8240,27 @@
                 <w:sz w:val="21"/>
                 <w:lang w:eastAsia="zh-CN"/>
               </w:rPr>
-              <w:t>≥500</w:t>
+              <w:t>≥</w:t>
+            </w:r>
+            <w:r>
+              <w:rPr>
+                <w:rFonts w:hint="eastAsia" w:ascii="Times New Roman" w:hAnsi="Times New Roman" w:eastAsia="微软雅黑" w:cs="Times New Roman"/>
+                <w:bCs/>
+                <w:sz w:val="21"/>
+                <w:lang w:val="en-US" w:eastAsia="zh-CN"/>
+              </w:rPr>
+              <w:t>32</w:t>
+            </w:r>
+            <w:bookmarkStart w:id="35" w:name="_GoBack"/>
+            <w:bookmarkEnd w:id="35"/>
+            <w:r>
+              <w:rPr>
+                <w:rFonts w:hint="eastAsia" w:ascii="Times New Roman" w:hAnsi="Times New Roman" w:eastAsia="微软雅黑" w:cs="Times New Roman"/>
+                <w:bCs/>
+                <w:sz w:val="21"/>
+                <w:lang w:eastAsia="zh-CN"/>
+              </w:rPr>
+              <w:t>0</w:t>
             </w:r>
           </w:p>
         </w:tc>
@@ -8875,15 +8895,15 @@
           <w:lang w:eastAsia="zh-CN"/>
         </w:rPr>
       </w:pPr>
-      <w:bookmarkStart w:id="26" w:name="_Toc32098"/>
-      <w:bookmarkStart w:id="27" w:name="_Toc23373"/>
-      <w:bookmarkStart w:id="28" w:name="_Toc107825570"/>
-      <w:bookmarkStart w:id="29" w:name="_Toc20170_WPSOffice_Level1"/>
-      <w:bookmarkStart w:id="30" w:name="_Toc27034"/>
+      <w:bookmarkStart w:id="26" w:name="_Toc23373"/>
+      <w:bookmarkStart w:id="27" w:name="_Toc32098"/>
+      <w:bookmarkStart w:id="28" w:name="_Toc28454_WPSOffice_Level1"/>
+      <w:bookmarkStart w:id="29" w:name="_Toc107825570"/>
+      <w:bookmarkStart w:id="30" w:name="_Toc20170_WPSOffice_Level1"/>
       <w:bookmarkStart w:id="31" w:name="_Toc5476"/>
-      <w:bookmarkStart w:id="32" w:name="_Toc8911"/>
-      <w:bookmarkStart w:id="33" w:name="_Toc28454_WPSOffice_Level1"/>
-      <w:bookmarkStart w:id="34" w:name="_Toc26985_WPSOffice_Level1"/>
+      <w:bookmarkStart w:id="32" w:name="_Toc26985_WPSOffice_Level1"/>
+      <w:bookmarkStart w:id="33" w:name="_Toc8911"/>
+      <w:bookmarkStart w:id="34" w:name="_Toc27034"/>
       <w:r>
         <w:rPr>
           <w:rFonts w:hint="eastAsia" w:ascii="Times New Roman" w:hAnsi="Times New Roman" w:eastAsia="微软雅黑" w:cs="Times New Roman"/>
@@ -9066,14 +9086,6 @@
       </w:tr>
       <w:tr>
         <w:tblPrEx>
-          <w:tblBorders>
-            <w:top w:val="single" w:color="D8D8D8" w:sz="8" w:space="0"/>
-            <w:left w:val="none" w:color="auto" w:sz="0" w:space="0"/>
-            <w:bottom w:val="single" w:color="A4A4A4" w:sz="4" w:space="0"/>
-            <w:right w:val="none" w:color="auto" w:sz="0" w:space="0"/>
-            <w:insideH w:val="single" w:color="A4A4A4" w:sz="4" w:space="0"/>
-            <w:insideV w:val="single" w:color="A4A4A4" w:sz="4" w:space="0"/>
-          </w:tblBorders>
           <w:tblCellMar>
             <w:top w:w="0" w:type="dxa"/>
             <w:left w:w="108" w:type="dxa"/>
@@ -11362,14 +11374,6 @@
       </w:tr>
       <w:tr>
         <w:tblPrEx>
-          <w:tblBorders>
-            <w:top w:val="single" w:color="D8D8D8" w:sz="8" w:space="0"/>
-            <w:left w:val="none" w:color="auto" w:sz="0" w:space="0"/>
-            <w:bottom w:val="single" w:color="A4A4A4" w:sz="4" w:space="0"/>
-            <w:right w:val="none" w:color="auto" w:sz="0" w:space="0"/>
-            <w:insideH w:val="single" w:color="A4A4A4" w:sz="4" w:space="0"/>
-            <w:insideV w:val="single" w:color="A4A4A4" w:sz="4" w:space="0"/>
-          </w:tblBorders>
           <w:tblCellMar>
             <w:top w:w="0" w:type="dxa"/>
             <w:left w:w="108" w:type="dxa"/>
@@ -13673,14 +13677,6 @@
       </w:tr>
       <w:tr>
         <w:tblPrEx>
-          <w:tblBorders>
-            <w:top w:val="single" w:color="D8D8D8" w:sz="8" w:space="0"/>
-            <w:left w:val="none" w:color="auto" w:sz="0" w:space="0"/>
-            <w:bottom w:val="single" w:color="A4A4A4" w:sz="4" w:space="0"/>
-            <w:right w:val="none" w:color="auto" w:sz="0" w:space="0"/>
-            <w:insideH w:val="single" w:color="A4A4A4" w:sz="4" w:space="0"/>
-            <w:insideV w:val="single" w:color="A4A4A4" w:sz="4" w:space="0"/>
-          </w:tblBorders>
           <w:tblCellMar>
             <w:top w:w="0" w:type="dxa"/>
             <w:left w:w="108" w:type="dxa"/>
@@ -14950,14 +14946,6 @@
       </w:tr>
       <w:tr>
         <w:tblPrEx>
-          <w:tblBorders>
-            <w:top w:val="single" w:color="D8D8D8" w:sz="8" w:space="0"/>
-            <w:left w:val="none" w:color="auto" w:sz="0" w:space="0"/>
-            <w:bottom w:val="single" w:color="A4A4A4" w:sz="4" w:space="0"/>
-            <w:right w:val="none" w:color="auto" w:sz="0" w:space="0"/>
-            <w:insideH w:val="single" w:color="A4A4A4" w:sz="4" w:space="0"/>
-            <w:insideV w:val="single" w:color="A4A4A4" w:sz="4" w:space="0"/>
-          </w:tblBorders>
           <w:tblCellMar>
             <w:top w:w="0" w:type="dxa"/>
             <w:left w:w="108" w:type="dxa"/>
@@ -16432,14 +16420,6 @@
       </w:tr>
       <w:tr>
         <w:tblPrEx>
-          <w:tblBorders>
-            <w:top w:val="single" w:color="D8D8D8" w:sz="8" w:space="0"/>
-            <w:left w:val="none" w:color="auto" w:sz="0" w:space="0"/>
-            <w:bottom w:val="single" w:color="A4A4A4" w:sz="4" w:space="0"/>
-            <w:right w:val="none" w:color="auto" w:sz="0" w:space="0"/>
-            <w:insideH w:val="single" w:color="A4A4A4" w:sz="4" w:space="0"/>
-            <w:insideV w:val="single" w:color="A4A4A4" w:sz="4" w:space="0"/>
-          </w:tblBorders>
           <w:tblCellMar>
             <w:top w:w="0" w:type="dxa"/>
             <w:left w:w="108" w:type="dxa"/>
@@ -22763,14 +22743,6 @@
       </w:tr>
       <w:tr>
         <w:tblPrEx>
-          <w:tblBorders>
-            <w:top w:val="single" w:color="D8D8D8" w:sz="8" w:space="0"/>
-            <w:left w:val="none" w:color="auto" w:sz="0" w:space="0"/>
-            <w:bottom w:val="single" w:color="A4A4A4" w:sz="4" w:space="0"/>
-            <w:right w:val="none" w:color="auto" w:sz="0" w:space="0"/>
-            <w:insideH w:val="single" w:color="A4A4A4" w:sz="4" w:space="0"/>
-            <w:insideV w:val="single" w:color="A4A4A4" w:sz="4" w:space="0"/>
-          </w:tblBorders>
           <w:tblCellMar>
             <w:top w:w="0" w:type="dxa"/>
             <w:left w:w="108" w:type="dxa"/>
@@ -28465,14 +28437,6 @@
       </w:tr>
       <w:tr>
         <w:tblPrEx>
-          <w:tblBorders>
-            <w:top w:val="single" w:color="D8D8D8" w:sz="8" w:space="0"/>
-            <w:left w:val="none" w:color="auto" w:sz="0" w:space="0"/>
-            <w:bottom w:val="single" w:color="A4A4A4" w:sz="4" w:space="0"/>
-            <w:right w:val="none" w:color="auto" w:sz="0" w:space="0"/>
-            <w:insideH w:val="single" w:color="A4A4A4" w:sz="4" w:space="0"/>
-            <w:insideV w:val="single" w:color="A4A4A4" w:sz="4" w:space="0"/>
-          </w:tblBorders>
           <w:tblCellMar>
             <w:top w:w="0" w:type="dxa"/>
             <w:left w:w="108" w:type="dxa"/>
@@ -33393,14 +33357,6 @@
       </w:tr>
       <w:tr>
         <w:tblPrEx>
-          <w:tblBorders>
-            <w:top w:val="single" w:color="D8D8D8" w:sz="8" w:space="0"/>
-            <w:left w:val="none" w:color="auto" w:sz="0" w:space="0"/>
-            <w:bottom w:val="single" w:color="A4A4A4" w:sz="4" w:space="0"/>
-            <w:right w:val="none" w:color="auto" w:sz="0" w:space="0"/>
-            <w:insideH w:val="single" w:color="A4A4A4" w:sz="4" w:space="0"/>
-            <w:insideV w:val="single" w:color="A4A4A4" w:sz="4" w:space="0"/>
-          </w:tblBorders>
           <w:tblCellMar>
             <w:top w:w="0" w:type="dxa"/>
             <w:left w:w="108" w:type="dxa"/>
@@ -33790,14 +33746,6 @@
       </w:tr>
       <w:tr>
         <w:tblPrEx>
-          <w:tblBorders>
-            <w:top w:val="single" w:color="D8D8D8" w:sz="8" w:space="0"/>
-            <w:left w:val="none" w:color="auto" w:sz="0" w:space="0"/>
-            <w:bottom w:val="single" w:color="A4A4A4" w:sz="4" w:space="0"/>
-            <w:right w:val="none" w:color="auto" w:sz="0" w:space="0"/>
-            <w:insideH w:val="single" w:color="A4A4A4" w:sz="4" w:space="0"/>
-            <w:insideV w:val="single" w:color="A4A4A4" w:sz="4" w:space="0"/>
-          </w:tblBorders>
           <w:tblCellMar>
             <w:top w:w="0" w:type="dxa"/>
             <w:left w:w="108" w:type="dxa"/>
@@ -48412,8 +48360,6 @@
         </w:rPr>
         <w:t>委托检测公司：天津诺禾医学检验实验室</w:t>
       </w:r>
-      <w:bookmarkStart w:id="35" w:name="_GoBack"/>
-      <w:bookmarkEnd w:id="35"/>
     </w:p>
     <w:p>
       <w:pPr>
